--- a/seo-content/drenazh-uchastka/03-geo-backlog/02-rybinsk-drenazh-uchastka-backlog.docx
+++ b/seo-content/drenazh-uchastka/03-geo-backlog/02-rybinsk-drenazh-uchastka-backlog.docx
@@ -7,7 +7,7 @@
         <w:pStyle w:val="Heading1"/>
       </w:pPr>
       <w:r>
-        <w:t>???-???????? ???????: rybinsk</w:t>
+        <w:t>Гео-страница дренажа: rybinsk</w:t>
       </w:r>
     </w:p>
     <w:p>
@@ -26,10 +26,10 @@
         <w:rPr>
           <w:b/>
         </w:rPr>
-        <w:t xml:space="preserve">??????: </w:t>
+        <w:t xml:space="preserve">Статус: </w:t>
       </w:r>
       <w:r>
-        <w:t>Backlog / ?? ?? ?????????? ????????</w:t>
+        <w:t>Backlog / ТЗ на подготовку контента</w:t>
       </w:r>
     </w:p>
     <w:p>
@@ -37,7 +37,7 @@
         <w:pStyle w:val="Heading2"/>
       </w:pPr>
       <w:r>
-        <w:t>??? ??????????? ????? ??????????</w:t>
+        <w:t>Что подготовить перед написанием</w:t>
       </w:r>
     </w:p>
     <w:p>
@@ -45,7 +45,7 @@
         <w:pStyle w:val="ListBullet"/>
       </w:pPr>
       <w:r>
-        <w:t>???????? ???????? ????? ? ??????/?????? ?? ??????.</w:t>
+        <w:t>Собрать локальные кейсы и фото работ по городу.</w:t>
       </w:r>
     </w:p>
     <w:p>
@@ -53,7 +53,7 @@
         <w:pStyle w:val="ListBullet"/>
       </w:pPr>
       <w:r>
-        <w:t>??????? ????????? ???? ????? ??? ??????????? ?????????? ???????? ???????????.</w:t>
+        <w:t>Проверить локальные ценовые ориентиры.</w:t>
       </w:r>
     </w:p>
     <w:p>
@@ -61,7 +61,7 @@
         <w:pStyle w:val="ListBullet"/>
       </w:pPr>
       <w:r>
-        <w:t>??????????? ????????? ??????? ????????? ??? ??????????? ? ????? ????????? ????.</w:t>
+        <w:t>Добавить FAQ с учетом местных условий и грунтов.</w:t>
       </w:r>
     </w:p>
     <w:p>
@@ -69,7 +69,7 @@
         <w:pStyle w:val="ListBullet"/>
       </w:pPr>
       <w:r>
-        <w:t>???????? ????????? FAQ: ????? ??????, ??????????, ??????? ???????? ?? ???????.</w:t>
+        <w:t>Подготовить локальные офферы и сроки выезда.</w:t>
       </w:r>
     </w:p>
     <w:p>
@@ -77,7 +77,7 @@
         <w:pStyle w:val="Heading2"/>
       </w:pPr>
       <w:r>
-        <w:t>?????? SEO-????</w:t>
+        <w:t>Шаблон SEO-мета</w:t>
       </w:r>
     </w:p>
     <w:p>
@@ -88,7 +88,7 @@
         <w:t xml:space="preserve">Title: </w:t>
       </w:r>
       <w:r>
-        <w:t>?????? ??????? ? Rybinsk ? ?????? ??? ????</w:t>
+        <w:t>Дренаж участка в rybinsk — монтаж под ключ</w:t>
       </w:r>
     </w:p>
     <w:p>
@@ -99,7 +99,7 @@
         <w:t xml:space="preserve">H1: </w:t>
       </w:r>
       <w:r>
-        <w:t>?????? ??????? ? Rybinsk ??? ????</w:t>
+        <w:t>Дренаж участка в rybinsk под ключ</w:t>
       </w:r>
     </w:p>
     <w:p>
@@ -110,7 +110,7 @@
         <w:t xml:space="preserve">Description: </w:t>
       </w:r>
       <w:r>
-        <w:t>?????? ??????? ? Rybinsk ? ??????: ??????, ??????, ????????. ????? ???????? ? ????? ?? 1 ????.</w:t>
+        <w:t>Дренаж участка в rybinsk и районе: расчет, монтаж, гарантия, выезд инженера.</w:t>
       </w:r>
     </w:p>
     <w:sectPr>
@@ -486,6 +486,10 @@
     <w:name w:val="Normal"/>
     <w:qFormat/>
     <w:rsid w:val="00FC693F"/>
+    <w:rPr>
+      <w:rFonts w:ascii="Calibri" w:hAnsi="Calibri"/>
+      <w:sz w:val="22"/>
+    </w:rPr>
   </w:style>
   <w:style w:type="paragraph" w:styleId="Header">
     <w:name w:val="header"/>

--- a/seo-content/drenazh-uchastka/03-geo-backlog/02-rybinsk-drenazh-uchastka-backlog.docx
+++ b/seo-content/drenazh-uchastka/03-geo-backlog/02-rybinsk-drenazh-uchastka-backlog.docx
@@ -7,7 +7,7 @@
         <w:pStyle w:val="Heading1"/>
       </w:pPr>
       <w:r>
-        <w:t>Гео-страница дренажа: rybinsk</w:t>
+        <w:t>Backlog: гео-страница Рыбинск</w:t>
       </w:r>
     </w:p>
     <w:p>
@@ -29,7 +29,7 @@
         <w:t xml:space="preserve">Статус: </w:t>
       </w:r>
       <w:r>
-        <w:t>Backlog / ТЗ на подготовку контента</w:t>
+        <w:t>Подготовить после основных коммерческих страниц</w:t>
       </w:r>
     </w:p>
     <w:p>
@@ -37,7 +37,7 @@
         <w:pStyle w:val="Heading2"/>
       </w:pPr>
       <w:r>
-        <w:t>Что подготовить перед написанием</w:t>
+        <w:t>Что собрать до написания</w:t>
       </w:r>
     </w:p>
     <w:p>
@@ -45,7 +45,7 @@
         <w:pStyle w:val="ListBullet"/>
       </w:pPr>
       <w:r>
-        <w:t>Собрать локальные кейсы и фото работ по городу.</w:t>
+        <w:t>2-3 кейса из этого города или ближайших районов.</w:t>
       </w:r>
     </w:p>
     <w:p>
@@ -53,7 +53,7 @@
         <w:pStyle w:val="ListBullet"/>
       </w:pPr>
       <w:r>
-        <w:t>Проверить локальные ценовые ориентиры.</w:t>
+        <w:t>Локальные формулировки по выезду, срокам и логистике.</w:t>
       </w:r>
     </w:p>
     <w:p>
@@ -61,7 +61,7 @@
         <w:pStyle w:val="ListBullet"/>
       </w:pPr>
       <w:r>
-        <w:t>Добавить FAQ с учетом местных условий и грунтов.</w:t>
+        <w:t>Уточнение, какие типы грунта и проблемы чаще встречаются именно здесь.</w:t>
       </w:r>
     </w:p>
     <w:p>
@@ -69,7 +69,7 @@
         <w:pStyle w:val="ListBullet"/>
       </w:pPr>
       <w:r>
-        <w:t>Подготовить локальные офферы и сроки выезда.</w:t>
+        <w:t>Фото объектов без дублей с основного раздела.</w:t>
       </w:r>
     </w:p>
     <w:p>
@@ -77,7 +77,7 @@
         <w:pStyle w:val="Heading2"/>
       </w:pPr>
       <w:r>
-        <w:t>Шаблон SEO-мета</w:t>
+        <w:t>SEO-рамка</w:t>
       </w:r>
     </w:p>
     <w:p>
@@ -88,7 +88,7 @@
         <w:t xml:space="preserve">Title: </w:t>
       </w:r>
       <w:r>
-        <w:t>Дренаж участка в rybinsk — монтаж под ключ</w:t>
+        <w:t>Дренаж участка в Рыбинск под ключ — цена и монтаж</w:t>
       </w:r>
     </w:p>
     <w:p>
@@ -99,7 +99,7 @@
         <w:t xml:space="preserve">H1: </w:t>
       </w:r>
       <w:r>
-        <w:t>Дренаж участка в rybinsk под ключ</w:t>
+        <w:t>Дренаж участка в Рыбинск под ключ</w:t>
       </w:r>
     </w:p>
     <w:p>
@@ -110,7 +110,7 @@
         <w:t xml:space="preserve">Description: </w:t>
       </w:r>
       <w:r>
-        <w:t>Дренаж участка в rybinsk и районе: расчет, монтаж, гарантия, выезд инженера.</w:t>
+        <w:t>Проектирование и монтаж дренажа участка в Рыбинск и районе. Расчет стоимости, выезд на участок, гарантия на работы.</w:t>
       </w:r>
     </w:p>
     <w:sectPr>
